--- a/materiais/a-sacudida-do-cachorro/guia-do-mediador.docx
+++ b/materiais/a-sacudida-do-cachorro/guia-do-mediador.docx
@@ -13,7 +13,7 @@
     </w:p>
     <w:p>
       <w:pPr>
-        <w:pStyle w:val="BlockText"/>
+        <w:pStyle w:val="FirstParagraph"/>
       </w:pPr>
       <w:r>
         <w:rPr>
@@ -57,7 +57,13 @@
         <w:t xml:space="preserve"> </w:t>
       </w:r>
       <w:r>
-        <w:t xml:space="preserve">É atividade de bioenergia.</w:t>
+        <w:t xml:space="preserve">É atividade de</w:t>
+      </w:r>
+      <w:r>
+        <w:t xml:space="preserve"> </w:t>
+      </w:r>
+      <w:r>
+        <w:t xml:space="preserve">bioenergia.</w:t>
       </w:r>
     </w:p>
     <w:bookmarkStart w:id="10" w:name="o-que-esta-atividade-entrega"/>
